--- a/corpus/synthetic/sections__013.docx
+++ b/corpus/synthetic/sections__013.docx
@@ -4,7 +4,35 @@
   <w:body>
     <w:p>
       <w:r>
-        <w:t>文字</w:t>
+        <w:t>one</w:t>
+      </w:r>
+    </w:p>
+    <w:p>
+      <w:pPr>
+        <w:sectPr>
+          <w:pgSz w:w="11906" w:h="16838"/>
+          <w:pgMar w:top="720" w:right="720" w:bottom="720" w:left="720" w:header="708" w:footer="708" w:gutter="0"/>
+          <w:headerReference w:type="default" r:id="rId60"/>
+        </w:sectPr>
+      </w:pPr>
+    </w:p>
+    <w:p>
+      <w:r>
+        <w:t>two</w:t>
+      </w:r>
+    </w:p>
+    <w:p>
+      <w:pPr>
+        <w:sectPr>
+          <w:pgSz w:w="11906" w:h="16838"/>
+          <w:pgMar w:top="720" w:right="720" w:bottom="720" w:left="720" w:header="708" w:footer="708" w:gutter="0"/>
+          <w:headerReference w:type="default" r:id="rId61"/>
+        </w:sectPr>
+      </w:pPr>
+    </w:p>
+    <w:p>
+      <w:r>
+        <w:t>three</w:t>
       </w:r>
     </w:p>
     <w:sectPr>
@@ -13,6 +41,26 @@
     </w:sectPr>
   </w:body>
 </w:document>
+</file>
+
+<file path=word/header1.xml><?xml version="1.0" encoding="utf-8"?>
+<w:hdr xmlns:w="http://schemas.openxmlformats.org/wordprocessingml/2006/main">
+  <w:p>
+    <w:r>
+      <w:t>first</w:t>
+    </w:r>
+  </w:p>
+</w:hdr>
+</file>
+
+<file path=word/header2.xml><?xml version="1.0" encoding="utf-8"?>
+<w:hdr xmlns:w="http://schemas.openxmlformats.org/wordprocessingml/2006/main">
+  <w:p>
+    <w:r>
+      <w:t>second</w:t>
+    </w:r>
+  </w:p>
+</w:hdr>
 </file>
 
 <file path=word/styles.xml><?xml version="1.0" encoding="utf-8"?>
